--- a/docassemble/MAEvictionDefense/data/templates/TransferNotice.docx
+++ b/docassemble/MAEvictionDefense/data/templates/TransferNotice.docx
@@ -526,6 +526,11 @@
       </w:pPr>
     </w:p>
     <w:p>
+      <w:r>
+        <w:t xml:space="preserve">{%p if not defined('signature_choice') or signature_choice in ['this device','phone'] %}</w:t>
+      </w:r>
+    </w:p>
+    <w:p>
       <w:pPr>
         <w:keepNext/>
         <w:keepLines/>
@@ -578,6 +583,11 @@
           <w:szCs w:val="24"/>
         </w:rPr>
         <w:t xml:space="preserve"> }}</w:t>
+      </w:r>
+    </w:p>
+    <w:p>
+      <w:r>
+        <w:t xml:space="preserve">{%p endif %}</w:t>
       </w:r>
     </w:p>
     <w:p>
